--- a/en/wisdom-stories/from-the-memoirs-of-a-lady-from-istanbul.docx
+++ b/en/wisdom-stories/from-the-memoirs-of-a-lady-from-istanbul.docx
@@ -3,98 +3,154 @@
 <w:document xmlns:wpc="http://schemas.microsoft.com/office/word/2010/wordprocessingCanvas" xmlns:mo="http://schemas.microsoft.com/office/mac/office/2008/main" xmlns:mc="http://schemas.openxmlformats.org/markup-compatibility/2006" xmlns:mv="urn:schemas-microsoft-com:mac:vml" xmlns:o="urn:schemas-microsoft-com:office:office" xmlns:r="http://schemas.openxmlformats.org/officeDocument/2006/relationships" xmlns:m="http://schemas.openxmlformats.org/officeDocument/2006/math" xmlns:v="urn:schemas-microsoft-com:vml" xmlns:wp14="http://schemas.microsoft.com/office/word/2010/wordprocessingDrawing" xmlns:wp="http://schemas.openxmlformats.org/drawingml/2006/wordprocessingDrawing" xmlns:w10="urn:schemas-microsoft-com:office:word" xmlns:w="http://schemas.openxmlformats.org/wordprocessingml/2006/main" xmlns:w14="http://schemas.microsoft.com/office/word/2010/wordml" xmlns:wpg="http://schemas.microsoft.com/office/word/2010/wordprocessingGroup" xmlns:wpi="http://schemas.microsoft.com/office/word/2010/wordprocessingInk" xmlns:wne="http://schemas.microsoft.com/office/word/2006/wordml" xmlns:wps="http://schemas.microsoft.com/office/word/2010/wordprocessingShape" mc:Ignorable="w14 wp14">
   <w:body>
     <w:p>
+      <w:pPr>
+        <w:pStyle w:val="Title"/>
+      </w:pPr>
       <w:r>
-        <w:t>From the memories of a woman from Istanbul</w:t>
+        <w:t>An Istanbul Woman Remembers</w:t>
       </w:r>
     </w:p>
     <w:p>
+      <w:pPr>
+        <w:spacing w:after="80"/>
+      </w:pPr>
       <w:r>
         <w:t>It was 1919. Istanbul was completely under British occupation. I had just finished high school.</w:t>
       </w:r>
     </w:p>
     <w:p>
+      <w:pPr/>
       <w:r>
-        <w:t>I was a beautiful girl, and ambassadors came to our house. One day, a young man who introduced himself as a lawyer came to our house with his ambassadors. I saw this handsome, tall boy and liked him. We got engaged. I loved my fiancé... I wanted to build a happy home, so I wove small towels by lamplight until morning and prepared my dowry.</w:t>
+        <w:t>I was a pretty young woman, and matchmakers often visited our home. One day, a handsome, tall young man came with his representatives. He introduced himself as a lawyer. I liked him, and we became engaged. I loved him and dreamed of making a happy home. I stayed up by lamplight, weaving little towels for my dowry.</w:t>
       </w:r>
     </w:p>
     <w:p>
+      <w:pPr>
+        <w:spacing w:after="80"/>
+      </w:pPr>
       <w:r>
         <w:t>One day, a rumor spread in the neighborhood.</w:t>
       </w:r>
     </w:p>
     <w:p>
+      <w:pPr/>
       <w:r>
-        <w:t>They said, “Ayesha's fiancé was not a lawyer at all, he was crying all day long by carrying a coffin in front of the mosque.”</w:t>
+        <w:t>“They say Ayesha’s fiancé isn’t a lawyer at all. He spends his days carrying coffins outside the mosque.”</w:t>
       </w:r>
     </w:p>
     <w:p>
+      <w:pPr/>
       <w:r>
         <w:t>I was devastated. My father and I went to the mosque, watched from a distance, and saw that he was really carrying a coffin.</w:t>
       </w:r>
     </w:p>
     <w:p>
+      <w:pPr>
+        <w:spacing w:after="80"/>
+      </w:pPr>
       <w:r>
-        <w:t>I was shocked. We returned the engagement, and we broke up.</w:t>
+        <w:t>Heartbroken, I ended the engagement.</w:t>
       </w:r>
     </w:p>
     <w:p>
+      <w:pPr>
+        <w:spacing w:after="80"/>
+      </w:pPr>
       <w:r>
-        <w:t>Five years passed. I was married, I had a child. Our country was already free.</w:t>
+        <w:t>Five years passed. I married someone else and had a child. Our country was free again.</w:t>
       </w:r>
     </w:p>
     <w:p>
+      <w:pPr>
+        <w:spacing w:after="80"/>
+      </w:pPr>
       <w:r>
         <w:t>One day I met him in the city. My son was with me.</w:t>
       </w:r>
     </w:p>
     <w:p>
+      <w:pPr/>
       <w:r>
         <w:t>He stopped when he saw me. He said hesitantly, “If you have time, I would like to offer you a cup of tea.” I agreed. We went into an office.</w:t>
       </w:r>
     </w:p>
     <w:p>
+      <w:pPr/>
       <w:r>
         <w:t>It was a law firm; his name was written on the sign on the door. His assistants were working inside.</w:t>
       </w:r>
     </w:p>
     <w:p>
+      <w:pPr>
+        <w:spacing w:after="80"/>
+      </w:pPr>
       <w:r>
         <w:t>“Are you really a lawyer?” I asked.</w:t>
       </w:r>
     </w:p>
     <w:p>
+      <w:pPr>
+        <w:spacing w:after="80"/>
+      </w:pPr>
       <w:r>
         <w:t>“Yes,” he said.</w:t>
       </w:r>
     </w:p>
     <w:p>
+      <w:pPr>
+        <w:spacing w:after="80"/>
+      </w:pPr>
       <w:r>
         <w:t>“But if you are a lawyer, why were you carrying a coffin in front of the mosque?”</w:t>
       </w:r>
     </w:p>
     <w:p>
+      <w:pPr>
+        <w:spacing w:after="80"/>
+      </w:pPr>
       <w:r>
         <w:t>He bowed his head and said, “Forgive me.”</w:t>
       </w:r>
     </w:p>
     <w:p>
+      <w:pPr>
+        <w:keepNext/>
+      </w:pPr>
       <w:r>
-        <w:t>“Istanbul was under occupation. We were surrounded by British soldiers everywhere, they were checking everything and everyone very carefully. And we were sending coffins full of weapons to Anatolia, to help the National Forces, under the guise of funerals. It was a vital task for the country. I couldn’t tell you that…”</w:t>
+        <w:t>“Istanbul was under occupation. British soldiers were everywhere, searching people and inspecting everything. We disguised arms shipments as funerals, sending coffins full of weapons to the National Forces in Anatolia. It was vital work. I couldn’t tell you.”</w:t>
       </w:r>
     </w:p>
     <w:p>
+      <w:pPr>
+        <w:keepNext/>
+        <w:keepLines/>
+        <w:spacing w:before="160"/>
+      </w:pPr>
       <w:r>
-        <w:t>Moral: Don’t judge by appearance; behind every behavior there may be a truth that you don’t know. Our freedom is owed to the sacrifice of the selfless.</w:t>
+        <w:rPr>
+          <w:b/>
+        </w:rPr>
+        <w:t>Moral:</w:t>
+      </w:r>
+      <w:r>
+        <w:t xml:space="preserve"> Don’t judge by appearance; behind every behavior there may be a truth that you don’t know. Our freedom is owed to the sacrifice of the selfless.</w:t>
       </w:r>
     </w:p>
     <w:p>
+      <w:pPr>
+        <w:spacing w:after="80"/>
+      </w:pPr>
       <w:r>
-        <w:t>The story was obtained from open Internet sources.</w:t>
+        <w:rPr>
+          <w:i/>
+          <w:sz w:val="18"/>
+        </w:rPr>
+        <w:t>Source: Publicly available internet sources.</w:t>
       </w:r>
     </w:p>
     <w:sectPr>
       <w:pgSz w:w="12240" w:h="15840"/>
-      <w:pgMar w:top="1440" w:right="1800" w:bottom="1440" w:left="1800" w:header="720" w:footer="720" w:gutter="0"/>
+      <w:pgMar w:top="1080" w:right="1224" w:bottom="1080" w:left="1224" w:header="720" w:footer="720" w:gutter="0"/>
       <w:cols w:space="720"/>
       <w:docGrid w:linePitch="360"/>
     </w:sectPr>
@@ -465,6 +521,16 @@
     <w:name w:val="Normal"/>
     <w:qFormat/>
     <w:rsid w:val="00FC693F"/>
+    <w:pPr>
+      <w:widowControl/>
+      <w:spacing w:after="120" w:line="259" w:lineRule="auto"/>
+    </w:pPr>
+    <w:rPr>
+      <w:rFonts w:ascii="Arial" w:hAnsi="Arial"/>
+      <w:color w:val="000000"/>
+      <w:sz w:val="22"/>
+      <w:lang w:val="en-US"/>
+    </w:rPr>
   </w:style>
   <w:style w:type="paragraph" w:styleId="Header">
     <w:name w:val="header"/>
@@ -807,18 +873,17 @@
     <w:qFormat/>
     <w:rsid w:val="00FC693F"/>
     <w:pPr>
-      <w:pBdr>
-        <w:bottom w:val="single" w:sz="8" w:space="4" w:color="4F81BD" w:themeColor="accent1"/>
-      </w:pBdr>
-      <w:spacing w:after="300" w:line="240" w:lineRule="auto"/>
+      <w:keepNext/>
+      <w:spacing w:after="280" w:line="240" w:lineRule="auto"/>
       <w:contextualSpacing/>
     </w:pPr>
     <w:rPr>
-      <w:rFonts w:asciiTheme="majorHAnsi" w:eastAsiaTheme="majorEastAsia" w:hAnsiTheme="majorHAnsi" w:cstheme="majorBidi"/>
-      <w:color w:val="17365D" w:themeColor="text2" w:themeShade="BF"/>
+      <w:rFonts w:asciiTheme="majorHAnsi" w:eastAsiaTheme="majorEastAsia" w:hAnsiTheme="majorHAnsi" w:cstheme="majorBidi" w:ascii="Arial" w:hAnsi="Arial"/>
+      <w:b/>
+      <w:color w:val="000000"/>
       <w:spacing w:val="5"/>
       <w:kern w:val="28"/>
-      <w:sz w:val="52"/>
+      <w:sz w:val="34"/>
       <w:szCs w:val="52"/>
     </w:rPr>
   </w:style>
@@ -1294,9 +1359,6 @@
     <w:qFormat/>
     <w:rsid w:val="00FC693F"/>
     <w:pPr>
-      <w:pBdr>
-        <w:bottom w:val="single" w:sz="4" w:space="4" w:color="4F81BD" w:themeColor="accent1"/>
-      </w:pBdr>
       <w:spacing w:before="200" w:after="280"/>
       <w:ind w:left="936" w:right="936"/>
     </w:pPr>

--- a/en/wisdom-stories/from-the-memoirs-of-a-lady-from-istanbul.docx
+++ b/en/wisdom-stories/from-the-memoirs-of-a-lady-from-istanbul.docx
@@ -15,13 +15,13 @@
         <w:spacing w:after="80"/>
       </w:pPr>
       <w:r>
-        <w:t>It was 1919. Istanbul was completely under British occupation. I had just finished high school.</w:t>
+        <w:t>It was 1919. Istanbul was completely under British occupation. I had just finished middle school.</w:t>
       </w:r>
     </w:p>
     <w:p>
       <w:pPr/>
       <w:r>
-        <w:t>I was a pretty young woman, and matchmakers often visited our home. One day, a handsome, tall young man came with his representatives. He introduced himself as a lawyer. I liked him, and we became engaged. I loved him and dreamed of making a happy home. I stayed up by lamplight, weaving little towels for my dowry.</w:t>
+        <w:t>I was a pretty young woman, and matchmakers often visited our home. One day, a handsome, tall young man came with his representatives. He introduced himself as a lawyer. I liked him, and we became engaged. I loved him and dreamed of making a happy home. Until morning I stayed up by lamplight, weaving little towels for my dowry.</w:t>
       </w:r>
     </w:p>
     <w:p>
@@ -35,7 +35,7 @@
     <w:p>
       <w:pPr/>
       <w:r>
-        <w:t>“They say Ayesha’s fiancé isn’t a lawyer at all. He spends his days carrying coffins outside the mosque.”</w:t>
+        <w:t>“They say Ayesha’s fiancé isn’t a lawyer at all. He earns his living carrying coffins in front of the mosque.”</w:t>
       </w:r>
     </w:p>
     <w:p>
@@ -49,7 +49,7 @@
         <w:spacing w:after="80"/>
       </w:pPr>
       <w:r>
-        <w:t>Heartbroken, I ended the engagement.</w:t>
+        <w:t>I was heartbroken. We returned the engagement and parted.</w:t>
       </w:r>
     </w:p>
     <w:p>
@@ -117,7 +117,7 @@
         <w:keepNext/>
       </w:pPr>
       <w:r>
-        <w:t>“Istanbul was under occupation. British soldiers were everywhere, searching people and inspecting everything. We disguised arms shipments as funerals, sending coffins full of weapons to the National Forces in Anatolia. It was vital work. I couldn’t tell you.”</w:t>
+        <w:t>“Istanbul was under occupation. British soldiers were everywhere, searching people and inspecting everything. We disguised arms shipments as funerals, sending coffins full of weapons to the National Forces in Anatolia. It was a vital duty for the country. I couldn’t tell even you.”</w:t>
       </w:r>
     </w:p>
     <w:p>
@@ -130,11 +130,9 @@
         <w:rPr>
           <w:b/>
         </w:rPr>
-        <w:t>Moral:</w:t>
+        <w:t>Moral: Do not judge hastily by what you see; behind every behavior there may be a truth that you don’t know. Our freedom is owed to the labor and the sacrifices of selfless people.</w:t>
       </w:r>
-      <w:r>
-        <w:t xml:space="preserve"> Don’t judge by appearance; behind every behavior there may be a truth that you don’t know. Our freedom is owed to the sacrifice of the selfless.</w:t>
-      </w:r>
+      <w:r/>
     </w:p>
     <w:p>
       <w:pPr>
@@ -145,7 +143,7 @@
           <w:i/>
           <w:sz w:val="18"/>
         </w:rPr>
-        <w:t>Source: Publicly available internet sources.</w:t>
+        <w:t>Stories are taken from open Internet sources; illustrations were created with AI.</w:t>
       </w:r>
     </w:p>
     <w:sectPr>
